--- a/assets/docs/PPCT-HOA-11-KNTT-co-CD.docx
+++ b/assets/docs/PPCT-HOA-11-KNTT-co-CD.docx
@@ -12643,7 +12643,7 @@
           <w:sz w:val="24"/>
           <w:szCs w:val="24"/>
         </w:rPr>
-        <w:t>http://o2.edu.vn</w:t>
+        <w:t>https://giasu.ai.vn/</w:t>
       </w:r>
     </w:hyperlink>
     <w:bookmarkStart w:id="0" w:name="_GoBack"/>
@@ -12716,7 +12716,7 @@
           <w:sz w:val="24"/>
           <w:szCs w:val="24"/>
         </w:rPr>
-        <w:t>http://o2.edu.vn</w:t>
+        <w:t>https://giasu.ai.vn/</w:t>
       </w:r>
     </w:hyperlink>
     <w:r>
